--- a/reports/Veri_Bilimi_Makale.docx
+++ b/reports/Veri_Bilimi_Makale.docx
@@ -453,8 +453,9 @@
           <w:sz w:val="20"/>
           <w:szCs w:val="20"/>
         </w:rPr>
-        <w:t xml:space="preserve"> (YSA) </w:t>
-      </w:r>
+        <w:t xml:space="preserve"> (</w:t>
+      </w:r>
+      <w:proofErr w:type="gramStart"/>
       <w:r>
         <w:rPr>
           <w:rFonts w:ascii="Times New Roman" w:eastAsia="Times New Roman" w:hAnsi="Times New Roman" w:cs="Times New Roman"/>
@@ -462,7 +463,26 @@
           <w:sz w:val="20"/>
           <w:szCs w:val="20"/>
         </w:rPr>
-        <w:t xml:space="preserve"> modeli gösterirken, en düşük performans Gaussian Naive Bayes algoritmasında gözlemlenmiştir.</w:t>
+        <w:t xml:space="preserve">YSA) </w:t>
+      </w:r>
+      <w:r>
+        <w:rPr>
+          <w:rFonts w:ascii="Times New Roman" w:eastAsia="Times New Roman" w:hAnsi="Times New Roman" w:cs="Times New Roman"/>
+          <w:color w:val="000000"/>
+          <w:sz w:val="20"/>
+          <w:szCs w:val="20"/>
+        </w:rPr>
+        <w:t xml:space="preserve"> modeli</w:t>
+      </w:r>
+      <w:proofErr w:type="gramEnd"/>
+      <w:r>
+        <w:rPr>
+          <w:rFonts w:ascii="Times New Roman" w:eastAsia="Times New Roman" w:hAnsi="Times New Roman" w:cs="Times New Roman"/>
+          <w:color w:val="000000"/>
+          <w:sz w:val="20"/>
+          <w:szCs w:val="20"/>
+        </w:rPr>
+        <w:t xml:space="preserve"> gösterirken, en düşük performans Gaussian Naive Bayes algoritmasında gözlemlenmiştir.</w:t>
       </w:r>
       <w:r>
         <w:rPr>
@@ -1168,7 +1188,27 @@
           <w:sz w:val="24"/>
           <w:szCs w:val="24"/>
         </w:rPr>
-        <w:t>Çalışma sürecinde Python programlama dili ile birlikte Pandas, NumPy, Scikit-learn, Matplotlib ve Seaborn kütüphanelerinden yararlanılmıştır.</w:t>
+        <w:t xml:space="preserve">Çalışma sürecinde Python programlama dili </w:t>
+      </w:r>
+      <w:proofErr w:type="gramStart"/>
+      <w:r>
+        <w:rPr>
+          <w:rFonts w:ascii="Times New Roman" w:eastAsia="Times New Roman" w:hAnsi="Times New Roman" w:cs="Times New Roman"/>
+          <w:color w:val="000000"/>
+          <w:sz w:val="24"/>
+          <w:szCs w:val="24"/>
+        </w:rPr>
+        <w:t>ile birlikte</w:t>
+      </w:r>
+      <w:proofErr w:type="gramEnd"/>
+      <w:r>
+        <w:rPr>
+          <w:rFonts w:ascii="Times New Roman" w:eastAsia="Times New Roman" w:hAnsi="Times New Roman" w:cs="Times New Roman"/>
+          <w:color w:val="000000"/>
+          <w:sz w:val="24"/>
+          <w:szCs w:val="24"/>
+        </w:rPr>
+        <w:t xml:space="preserve"> Pandas, NumPy, Scikit-learn, Matplotlib ve Seaborn kütüphanelerinden yararlanılmıştır.</w:t>
       </w:r>
     </w:p>
     <w:p>
@@ -5183,7 +5223,27 @@
           <w:sz w:val="24"/>
           <w:szCs w:val="24"/>
         </w:rPr>
-        <w:t>. Bu çalışmada kuru fasulye türlerinin otomatik olarak sınıflandırılması amacıyla bilgisayarlı görü ve makine öğrenmesi teknikleri birlikte kullanılmıştır [1]. Araştırmacılar, 7 farklı kuru fasulye türüne ait toplam 13.611 örnek üzerinden görüntü işleme yöntemleri kullanarak 16 farklı morfolojik özellik elde etmiştir [1]. Çalışmada MLP, SVM, kNN ve Decision Tree algoritmaları karşılaştırılmış, en yüksek doğruluk oranı %93.13 ile SVM algoritmasında elde edilmiştir [1]. Bu çalışma, Dry Bean veri setinin oluşturulması ve sınıflandırma problemlerinde yaygın şekilde kullanılmasının temelini oluşturmuştur [1].</w:t>
+        <w:t xml:space="preserve">. Bu çalışmada kuru fasulye türlerinin otomatik olarak sınıflandırılması amacıyla bilgisayarlı görü ve makine öğrenmesi teknikleri birlikte kullanılmıştır [1]. Araştırmacılar, 7 farklı kuru fasulye türüne ait toplam 13.611 örnek üzerinden görüntü işleme yöntemleri kullanarak 16 farklı morfolojik özellik elde etmiştir [1]. Çalışmada MLP, SVM, kNN ve Decision Tree algoritmaları karşılaştırılmış, en yüksek doğruluk oranı </w:t>
+      </w:r>
+      <w:proofErr w:type="gramStart"/>
+      <w:r>
+        <w:rPr>
+          <w:rFonts w:ascii="Times New Roman" w:eastAsia="Times New Roman" w:hAnsi="Times New Roman" w:cs="Times New Roman"/>
+          <w:color w:val="000000"/>
+          <w:sz w:val="24"/>
+          <w:szCs w:val="24"/>
+        </w:rPr>
+        <w:t>%93.13</w:t>
+      </w:r>
+      <w:proofErr w:type="gramEnd"/>
+      <w:r>
+        <w:rPr>
+          <w:rFonts w:ascii="Times New Roman" w:eastAsia="Times New Roman" w:hAnsi="Times New Roman" w:cs="Times New Roman"/>
+          <w:color w:val="000000"/>
+          <w:sz w:val="24"/>
+          <w:szCs w:val="24"/>
+        </w:rPr>
+        <w:t xml:space="preserve"> ile SVM algoritmasında elde edilmiştir [1]. Bu çalışma, Dry Bean veri setinin oluşturulması ve sınıflandırma problemlerinde yaygın şekilde kullanılmasının temelini oluşturmuştur [1].</w:t>
       </w:r>
     </w:p>
     <w:p>
@@ -5231,7 +5291,27 @@
           <w:sz w:val="24"/>
           <w:szCs w:val="24"/>
         </w:rPr>
-        <w:t xml:space="preserve">. Çalışmada veri dengeleme ve özellik seçme işlemleri uygulanmış, SVM, Decision Tree ve Ensemble yöntemleri karşılaştırılmıştır [4]. Özellik seçme algoritmaları kullanılarak model performansının artırılması amaçlanmış ve en yüksek doğruluk oranı %98.2 ile SVM algoritması kullanılarak elde edilmiştir [4]. </w:t>
+        <w:t xml:space="preserve">. Çalışmada veri dengeleme ve özellik seçme işlemleri uygulanmış, SVM, Decision Tree ve Ensemble yöntemleri karşılaştırılmıştır [4]. Özellik seçme algoritmaları kullanılarak model performansının artırılması amaçlanmış ve en yüksek doğruluk oranı </w:t>
+      </w:r>
+      <w:proofErr w:type="gramStart"/>
+      <w:r>
+        <w:rPr>
+          <w:rFonts w:ascii="Times New Roman" w:eastAsia="Times New Roman" w:hAnsi="Times New Roman" w:cs="Times New Roman"/>
+          <w:color w:val="000000"/>
+          <w:sz w:val="24"/>
+          <w:szCs w:val="24"/>
+        </w:rPr>
+        <w:t>%98.2</w:t>
+      </w:r>
+      <w:proofErr w:type="gramEnd"/>
+      <w:r>
+        <w:rPr>
+          <w:rFonts w:ascii="Times New Roman" w:eastAsia="Times New Roman" w:hAnsi="Times New Roman" w:cs="Times New Roman"/>
+          <w:color w:val="000000"/>
+          <w:sz w:val="24"/>
+          <w:szCs w:val="24"/>
+        </w:rPr>
+        <w:t xml:space="preserve"> ile SVM algoritması kullanılarak elde edilmiştir [4]. </w:t>
       </w:r>
     </w:p>
     <w:p>
@@ -5261,7 +5341,27 @@
           <w:sz w:val="24"/>
           <w:szCs w:val="24"/>
         </w:rPr>
-        <w:t>Nayak ve arkadaşları tarafından gerçekleştirilen çalışmada SMOTE tabanlı veri dengeleme yöntemi ile birlikte XGBoost, Bagging, AdaBoost, SVM ve MLP algoritmaları kullanılmıştır</w:t>
+        <w:t xml:space="preserve">Nayak ve arkadaşları tarafından gerçekleştirilen çalışmada SMOTE tabanlı veri dengeleme yöntemi </w:t>
+      </w:r>
+      <w:proofErr w:type="gramStart"/>
+      <w:r>
+        <w:rPr>
+          <w:rFonts w:ascii="Times New Roman" w:eastAsia="Times New Roman" w:hAnsi="Times New Roman" w:cs="Times New Roman"/>
+          <w:color w:val="000000"/>
+          <w:sz w:val="24"/>
+          <w:szCs w:val="24"/>
+        </w:rPr>
+        <w:t>ile birlikte</w:t>
+      </w:r>
+      <w:proofErr w:type="gramEnd"/>
+      <w:r>
+        <w:rPr>
+          <w:rFonts w:ascii="Times New Roman" w:eastAsia="Times New Roman" w:hAnsi="Times New Roman" w:cs="Times New Roman"/>
+          <w:color w:val="000000"/>
+          <w:sz w:val="24"/>
+          <w:szCs w:val="24"/>
+        </w:rPr>
+        <w:t xml:space="preserve"> XGBoost, Bagging, AdaBoost, SVM ve MLP algoritmaları kullanılmıştır</w:t>
       </w:r>
       <w:r>
         <w:rPr>
@@ -5279,7 +5379,27 @@
           <w:sz w:val="24"/>
           <w:szCs w:val="24"/>
         </w:rPr>
-        <w:t xml:space="preserve">. Çalışmada sınıf dengesizliğinin azaltılması hedeflenmiş ve önerilen XGBoost tabanlı yaklaşım ile yaklaşık %97.32 doğruluk elde edilmiştir [6]. </w:t>
+        <w:t xml:space="preserve">. Çalışmada sınıf dengesizliğinin azaltılması hedeflenmiş ve önerilen XGBoost tabanlı yaklaşım ile yaklaşık </w:t>
+      </w:r>
+      <w:proofErr w:type="gramStart"/>
+      <w:r>
+        <w:rPr>
+          <w:rFonts w:ascii="Times New Roman" w:eastAsia="Times New Roman" w:hAnsi="Times New Roman" w:cs="Times New Roman"/>
+          <w:color w:val="000000"/>
+          <w:sz w:val="24"/>
+          <w:szCs w:val="24"/>
+        </w:rPr>
+        <w:t>%97.32</w:t>
+      </w:r>
+      <w:proofErr w:type="gramEnd"/>
+      <w:r>
+        <w:rPr>
+          <w:rFonts w:ascii="Times New Roman" w:eastAsia="Times New Roman" w:hAnsi="Times New Roman" w:cs="Times New Roman"/>
+          <w:color w:val="000000"/>
+          <w:sz w:val="24"/>
+          <w:szCs w:val="24"/>
+        </w:rPr>
+        <w:t xml:space="preserve"> doğruluk elde edilmiştir [6]. </w:t>
       </w:r>
     </w:p>
     <w:p>
@@ -6168,7 +6288,27 @@
                 <w:sz w:val="24"/>
                 <w:szCs w:val="24"/>
               </w:rPr>
-              <w:t>(n_estimators=100)</w:t>
+              <w:t>(</w:t>
+            </w:r>
+            <w:proofErr w:type="gramStart"/>
+            <w:r>
+              <w:rPr>
+                <w:rFonts w:ascii="Times New Roman" w:eastAsia="Times New Roman" w:hAnsi="Times New Roman" w:cs="Times New Roman"/>
+                <w:color w:val="000000"/>
+                <w:sz w:val="24"/>
+                <w:szCs w:val="24"/>
+              </w:rPr>
+              <w:t>n</w:t>
+            </w:r>
+            <w:proofErr w:type="gramEnd"/>
+            <w:r>
+              <w:rPr>
+                <w:rFonts w:ascii="Times New Roman" w:eastAsia="Times New Roman" w:hAnsi="Times New Roman" w:cs="Times New Roman"/>
+                <w:color w:val="000000"/>
+                <w:sz w:val="24"/>
+                <w:szCs w:val="24"/>
+              </w:rPr>
+              <w:t>_estimators=100)</w:t>
             </w:r>
           </w:p>
         </w:tc>
@@ -6622,6 +6762,7 @@
               </w:rPr>
               <w:t>(</w:t>
             </w:r>
+            <w:proofErr w:type="gramStart"/>
             <w:r>
               <w:rPr>
                 <w:rFonts w:ascii="Times New Roman" w:eastAsia="Times New Roman" w:hAnsi="Times New Roman" w:cs="Times New Roman"/>
@@ -6631,6 +6772,7 @@
               </w:rPr>
               <w:t>default</w:t>
             </w:r>
+            <w:proofErr w:type="gramEnd"/>
             <w:r>
               <w:rPr>
                 <w:rFonts w:ascii="Times New Roman" w:eastAsia="Times New Roman" w:hAnsi="Times New Roman" w:cs="Times New Roman"/>
@@ -6800,7 +6942,27 @@
                 <w:sz w:val="24"/>
                 <w:szCs w:val="24"/>
               </w:rPr>
-              <w:t>(default)</w:t>
+              <w:t>(</w:t>
+            </w:r>
+            <w:proofErr w:type="gramStart"/>
+            <w:r>
+              <w:rPr>
+                <w:rFonts w:ascii="Times New Roman" w:eastAsia="Times New Roman" w:hAnsi="Times New Roman" w:cs="Times New Roman"/>
+                <w:color w:val="000000"/>
+                <w:sz w:val="24"/>
+                <w:szCs w:val="24"/>
+              </w:rPr>
+              <w:t>default</w:t>
+            </w:r>
+            <w:proofErr w:type="gramEnd"/>
+            <w:r>
+              <w:rPr>
+                <w:rFonts w:ascii="Times New Roman" w:eastAsia="Times New Roman" w:hAnsi="Times New Roman" w:cs="Times New Roman"/>
+                <w:color w:val="000000"/>
+                <w:sz w:val="24"/>
+                <w:szCs w:val="24"/>
+              </w:rPr>
+              <w:t>)</w:t>
             </w:r>
           </w:p>
         </w:tc>
@@ -7397,6 +7559,7 @@
                 <w:szCs w:val="24"/>
               </w:rPr>
             </w:pPr>
+            <w:proofErr w:type="gramStart"/>
             <w:r>
               <w:rPr>
                 <w:rFonts w:ascii="Times New Roman" w:eastAsia="Times New Roman" w:hAnsi="Times New Roman" w:cs="Times New Roman"/>
@@ -7406,6 +7569,7 @@
               </w:rPr>
               <w:t>%93.13</w:t>
             </w:r>
+            <w:proofErr w:type="gramEnd"/>
           </w:p>
         </w:tc>
       </w:tr>
@@ -7517,6 +7681,7 @@
                 <w:szCs w:val="24"/>
               </w:rPr>
             </w:pPr>
+            <w:proofErr w:type="gramStart"/>
             <w:r>
               <w:rPr>
                 <w:rFonts w:ascii="Times New Roman" w:eastAsia="Times New Roman" w:hAnsi="Times New Roman" w:cs="Times New Roman"/>
@@ -7526,6 +7691,7 @@
               </w:rPr>
               <w:t>%93.61</w:t>
             </w:r>
+            <w:proofErr w:type="gramEnd"/>
           </w:p>
         </w:tc>
       </w:tr>
@@ -7628,6 +7794,7 @@
                 <w:szCs w:val="24"/>
               </w:rPr>
             </w:pPr>
+            <w:proofErr w:type="gramStart"/>
             <w:r>
               <w:rPr>
                 <w:rFonts w:ascii="Times New Roman" w:eastAsia="Times New Roman" w:hAnsi="Times New Roman" w:cs="Times New Roman"/>
@@ -7637,6 +7804,7 @@
               </w:rPr>
               <w:t>%98.20</w:t>
             </w:r>
+            <w:proofErr w:type="gramEnd"/>
           </w:p>
         </w:tc>
       </w:tr>
@@ -7790,6 +7958,7 @@
                 <w:szCs w:val="24"/>
               </w:rPr>
             </w:pPr>
+            <w:proofErr w:type="gramStart"/>
             <w:r>
               <w:rPr>
                 <w:rFonts w:ascii="Times New Roman" w:eastAsia="Times New Roman" w:hAnsi="Times New Roman" w:cs="Times New Roman"/>
@@ -7799,6 +7968,7 @@
               </w:rPr>
               <w:t>%97.32</w:t>
             </w:r>
+            <w:proofErr w:type="gramEnd"/>
           </w:p>
         </w:tc>
       </w:tr>
@@ -7901,6 +8071,7 @@
                 <w:szCs w:val="24"/>
               </w:rPr>
             </w:pPr>
+            <w:proofErr w:type="gramStart"/>
             <w:r>
               <w:rPr>
                 <w:rFonts w:ascii="Times New Roman" w:eastAsia="Times New Roman" w:hAnsi="Times New Roman" w:cs="Times New Roman"/>
@@ -7910,6 +8081,7 @@
               </w:rPr>
               <w:t>%99.59</w:t>
             </w:r>
+            <w:proofErr w:type="gramEnd"/>
             <w:r>
               <w:rPr>
                 <w:rFonts w:ascii="Times New Roman" w:eastAsia="Times New Roman" w:hAnsi="Times New Roman" w:cs="Times New Roman"/>
@@ -8012,6 +8184,7 @@
                 <w:szCs w:val="24"/>
               </w:rPr>
             </w:pPr>
+            <w:proofErr w:type="gramStart"/>
             <w:r>
               <w:rPr>
                 <w:rFonts w:ascii="Times New Roman" w:eastAsia="Times New Roman" w:hAnsi="Times New Roman" w:cs="Times New Roman"/>
@@ -8021,6 +8194,7 @@
               </w:rPr>
               <w:t>%92.76</w:t>
             </w:r>
+            <w:proofErr w:type="gramEnd"/>
           </w:p>
         </w:tc>
       </w:tr>
@@ -8318,7 +8492,6 @@
         <w:rPr>
           <w:noProof/>
         </w:rPr>
-        <w:lastRenderedPageBreak/>
         <w:drawing>
           <wp:inline distT="0" distB="0" distL="0" distR="0" wp14:anchorId="36A90D65" wp14:editId="4CD6170C">
             <wp:extent cx="4716780" cy="3716889"/>
@@ -8504,7 +8677,6 @@
         <w:rPr>
           <w:noProof/>
         </w:rPr>
-        <w:lastRenderedPageBreak/>
         <w:drawing>
           <wp:inline distT="0" distB="0" distL="0" distR="0" wp14:anchorId="4D19390F" wp14:editId="1D036CE6">
             <wp:extent cx="5439311" cy="4286250"/>
@@ -8804,6 +8976,7 @@
           <w:sz w:val="24"/>
           <w:szCs w:val="24"/>
         </w:rPr>
+        <w:lastRenderedPageBreak/>
         <w:t>3.3. Özellik Mühendisliği Analizi</w:t>
       </w:r>
     </w:p>
@@ -8856,7 +9029,27 @@
           <w:sz w:val="24"/>
           <w:szCs w:val="24"/>
         </w:rPr>
-        <w:t>Confusion matrix analizlerinde karıştırılan sınıflar incelendikten sonra, bu sınıfları daha iyi ayırabilmek amacıyla özellik mühendisliği denemeleri yapılmıştır. Mevcut geometrik özelliklerden yeni değişkenler türetilmiş ve bu değişkenlerin model başarısına etkisi test edilmiştir. Ancak yapılan denemelerde anlamlı bir performans artışı elde edilememiştir. Bu sonuç, veri setindeki mevcut özelliklerin büyük ölçüde benzer bilgileri taşıması ve yeni türetilen özelliklerin modele ek ayırt edici bilgi kazandırmaması ile açıklanabili</w:t>
+        <w:t xml:space="preserve">Confusion matrix analizlerinde karıştırılan sınıflar incelendikten sonra, bu sınıfları daha iyi ayırabilmek amacıyla özellik mühendisliği denemeleri yapılmıştır. Mevcut geometrik özelliklerden yeni değişkenler türetilmiş ve bu değişkenlerin model başarısına etkisi test edilmiştir. Ancak yapılan denemelerde anlamlı bir performans artışı elde edilememiştir. Bu sonuç, veri </w:t>
+      </w:r>
+      <w:proofErr w:type="gramStart"/>
+      <w:r>
+        <w:rPr>
+          <w:rFonts w:ascii="Times New Roman" w:eastAsia="Times New Roman" w:hAnsi="Times New Roman" w:cs="Times New Roman"/>
+          <w:color w:val="000000"/>
+          <w:sz w:val="24"/>
+          <w:szCs w:val="24"/>
+        </w:rPr>
+        <w:t>setindeki mevcut</w:t>
+      </w:r>
+      <w:proofErr w:type="gramEnd"/>
+      <w:r>
+        <w:rPr>
+          <w:rFonts w:ascii="Times New Roman" w:eastAsia="Times New Roman" w:hAnsi="Times New Roman" w:cs="Times New Roman"/>
+          <w:color w:val="000000"/>
+          <w:sz w:val="24"/>
+          <w:szCs w:val="24"/>
+        </w:rPr>
+        <w:t xml:space="preserve"> özelliklerin büyük ölçüde benzer bilgileri taşıması ve yeni türetilen özelliklerin modele ek ayırt edici bilgi kazandırmaması ile açıklanabili</w:t>
       </w:r>
       <w:r>
         <w:rPr>
@@ -9436,6 +9629,7 @@
                 <w:sz w:val="24"/>
                 <w:szCs w:val="24"/>
               </w:rPr>
+              <w:lastRenderedPageBreak/>
               <w:t>Türetilen Özellik</w:t>
             </w:r>
           </w:p>
@@ -9907,7 +10101,6 @@
                 <w:sz w:val="24"/>
                 <w:szCs w:val="24"/>
               </w:rPr>
-              <w:lastRenderedPageBreak/>
               <w:t>Area_ConvexArea_Ratio</w:t>
             </w:r>
           </w:p>
@@ -11315,6 +11508,7 @@
                 <w:szCs w:val="24"/>
               </w:rPr>
             </w:pPr>
+            <w:proofErr w:type="gramStart"/>
             <w:r>
               <w:rPr>
                 <w:rFonts w:ascii="Times New Roman" w:eastAsia="Times New Roman" w:hAnsi="Times New Roman" w:cs="Times New Roman"/>
@@ -11322,7 +11516,17 @@
                 <w:sz w:val="24"/>
                 <w:szCs w:val="24"/>
               </w:rPr>
-              <w:t>roundness × Solidity</w:t>
+              <w:t>roundness</w:t>
+            </w:r>
+            <w:proofErr w:type="gramEnd"/>
+            <w:r>
+              <w:rPr>
+                <w:rFonts w:ascii="Times New Roman" w:eastAsia="Times New Roman" w:hAnsi="Times New Roman" w:cs="Times New Roman"/>
+                <w:color w:val="000000"/>
+                <w:sz w:val="24"/>
+                <w:szCs w:val="24"/>
+              </w:rPr>
+              <w:t xml:space="preserve"> × Solidity</w:t>
             </w:r>
           </w:p>
         </w:tc>
@@ -11352,6 +11556,7 @@
                 <w:szCs w:val="24"/>
               </w:rPr>
             </w:pPr>
+            <w:proofErr w:type="gramStart"/>
             <w:r>
               <w:rPr>
                 <w:rFonts w:ascii="Times New Roman" w:eastAsia="Times New Roman" w:hAnsi="Times New Roman" w:cs="Times New Roman"/>
@@ -11361,6 +11566,7 @@
               </w:rPr>
               <w:t>roundness</w:t>
             </w:r>
+            <w:proofErr w:type="gramEnd"/>
           </w:p>
         </w:tc>
         <w:tc>
@@ -12905,6 +13111,7 @@
           <w:sz w:val="24"/>
           <w:szCs w:val="24"/>
         </w:rPr>
+        <w:lastRenderedPageBreak/>
         <w:t>Korelasyon analizleri incelendiğinde, türetilen özelliklerin büyük bölümünün mevcut özelliklerle oldukça yüksek korelasyon gösterdiği görülmüştür. Bu durum, oluşturulan yeni değişkenlerin modele tamamen yeni bilgi kazandırmadığını göstermektedir.</w:t>
       </w:r>
     </w:p>
@@ -13381,7 +13588,27 @@
           <w:sz w:val="24"/>
           <w:szCs w:val="24"/>
         </w:rPr>
-        <w:t>Özellik mühendisliği kapsamında yeni değişkenler türetilmiş ancak performans artışının sınırlı düzeyde kaldığı görülmüştür. Bunun temel nedeni, veri setindeki mevcut özelliklerin zaten yüksek düzeyde ayırt edici bilgi taşıması olabilir.</w:t>
+        <w:t xml:space="preserve">Özellik mühendisliği kapsamında yeni değişkenler türetilmiş ancak performans artışının sınırlı düzeyde kaldığı görülmüştür. Bunun temel nedeni, veri </w:t>
+      </w:r>
+      <w:proofErr w:type="gramStart"/>
+      <w:r>
+        <w:rPr>
+          <w:rFonts w:ascii="Times New Roman" w:eastAsia="Times New Roman" w:hAnsi="Times New Roman" w:cs="Times New Roman"/>
+          <w:color w:val="000000"/>
+          <w:sz w:val="24"/>
+          <w:szCs w:val="24"/>
+        </w:rPr>
+        <w:t>setindeki mevcut</w:t>
+      </w:r>
+      <w:proofErr w:type="gramEnd"/>
+      <w:r>
+        <w:rPr>
+          <w:rFonts w:ascii="Times New Roman" w:eastAsia="Times New Roman" w:hAnsi="Times New Roman" w:cs="Times New Roman"/>
+          <w:color w:val="000000"/>
+          <w:sz w:val="24"/>
+          <w:szCs w:val="24"/>
+        </w:rPr>
+        <w:t xml:space="preserve"> özelliklerin zaten yüksek düzeyde ayırt edici bilgi taşıması olabilir.</w:t>
       </w:r>
     </w:p>
     <w:p>
@@ -13647,16 +13874,7 @@
           <w:sz w:val="20"/>
           <w:szCs w:val="20"/>
         </w:rPr>
-        <w:t xml:space="preserve">M. Koklu and I. A. Ozkan, “Multiclass classification of dry beans using computer vision and machine learning </w:t>
-      </w:r>
-      <w:r>
-        <w:rPr>
-          <w:rFonts w:ascii="Times New Roman" w:eastAsia="Times New Roman" w:hAnsi="Times New Roman" w:cs="Times New Roman"/>
-          <w:sz w:val="20"/>
-          <w:szCs w:val="20"/>
-        </w:rPr>
-        <w:lastRenderedPageBreak/>
-        <w:t xml:space="preserve">techniques,” </w:t>
+        <w:t xml:space="preserve">M. Koklu and I. A. Ozkan, “Multiclass classification of dry beans using computer vision and machine learning techniques,” </w:t>
       </w:r>
       <w:r>
         <w:rPr>
@@ -13914,7 +14132,25 @@
           <w:sz w:val="20"/>
           <w:szCs w:val="20"/>
         </w:rPr>
-        <w:t xml:space="preserve">[7] C.-Y. Lee, W. Wang and J.-Q. Huang, “Clustering and classification for dry bean feature imbalanced data,” </w:t>
+        <w:t xml:space="preserve">[7] C.-Y. Lee, W. Wang and J.-Q. Huang, “Clustering and classification for dry bean feature imbalanced </w:t>
+      </w:r>
+      <w:proofErr w:type="gramStart"/>
+      <w:r>
+        <w:rPr>
+          <w:rFonts w:ascii="Times New Roman" w:eastAsia="Times New Roman" w:hAnsi="Times New Roman" w:cs="Times New Roman"/>
+          <w:sz w:val="20"/>
+          <w:szCs w:val="20"/>
+        </w:rPr>
+        <w:t>data</w:t>
+      </w:r>
+      <w:proofErr w:type="gramEnd"/>
+      <w:r>
+        <w:rPr>
+          <w:rFonts w:ascii="Times New Roman" w:eastAsia="Times New Roman" w:hAnsi="Times New Roman" w:cs="Times New Roman"/>
+          <w:sz w:val="20"/>
+          <w:szCs w:val="20"/>
+        </w:rPr>
+        <w:t xml:space="preserve">,” </w:t>
       </w:r>
       <w:r>
         <w:rPr>
@@ -13980,6 +14216,91 @@
         </w:rPr>
         <w:t>, vol. 181, 2025.</w:t>
       </w:r>
+    </w:p>
+    <w:p>
+      <w:pPr>
+        <w:widowControl w:val="0"/>
+        <w:pBdr>
+          <w:top w:val="nil"/>
+          <w:left w:val="nil"/>
+          <w:bottom w:val="nil"/>
+          <w:right w:val="nil"/>
+          <w:between w:val="nil"/>
+        </w:pBdr>
+        <w:spacing w:before="271" w:line="248" w:lineRule="auto"/>
+        <w:ind w:left="1231" w:right="894" w:hanging="340"/>
+        <w:jc w:val="both"/>
+        <w:rPr>
+          <w:rFonts w:ascii="Times New Roman" w:eastAsia="Times New Roman" w:hAnsi="Times New Roman" w:cs="Times New Roman"/>
+          <w:sz w:val="20"/>
+          <w:szCs w:val="20"/>
+        </w:rPr>
+      </w:pPr>
+    </w:p>
+    <w:p>
+      <w:pPr>
+        <w:widowControl w:val="0"/>
+        <w:pBdr>
+          <w:top w:val="nil"/>
+          <w:left w:val="nil"/>
+          <w:bottom w:val="nil"/>
+          <w:right w:val="nil"/>
+          <w:between w:val="nil"/>
+        </w:pBdr>
+        <w:spacing w:before="271" w:line="248" w:lineRule="auto"/>
+        <w:ind w:left="1231" w:right="894" w:hanging="340"/>
+        <w:jc w:val="both"/>
+        <w:rPr>
+          <w:rFonts w:ascii="Times New Roman" w:eastAsia="Times New Roman" w:hAnsi="Times New Roman" w:cs="Times New Roman"/>
+          <w:sz w:val="24"/>
+          <w:szCs w:val="24"/>
+        </w:rPr>
+      </w:pPr>
+      <w:r>
+        <w:rPr>
+          <w:rFonts w:ascii="Times New Roman" w:eastAsia="Times New Roman" w:hAnsi="Times New Roman" w:cs="Times New Roman"/>
+          <w:sz w:val="24"/>
+          <w:szCs w:val="24"/>
+        </w:rPr>
+        <w:t>GitHub Link:</w:t>
+      </w:r>
+      <w:r>
+        <w:rPr>
+          <w:rFonts w:ascii="Times New Roman" w:eastAsia="Times New Roman" w:hAnsi="Times New Roman" w:cs="Times New Roman"/>
+          <w:sz w:val="24"/>
+          <w:szCs w:val="24"/>
+        </w:rPr>
+        <w:t xml:space="preserve"> </w:t>
+      </w:r>
+      <w:hyperlink r:id="rId18" w:history="1">
+        <w:r>
+          <w:rPr>
+            <w:rStyle w:val="Kpr"/>
+            <w:rFonts w:ascii="Times New Roman" w:eastAsia="Times New Roman" w:hAnsi="Times New Roman" w:cs="Times New Roman"/>
+            <w:sz w:val="24"/>
+            <w:szCs w:val="24"/>
+          </w:rPr>
+          <w:t>https://github.com/ahmetcolak16/dry-bean-veri-bilimi-</w:t>
+        </w:r>
+        <w:r>
+          <w:rPr>
+            <w:rStyle w:val="Kpr"/>
+            <w:rFonts w:ascii="Times New Roman" w:eastAsia="Times New Roman" w:hAnsi="Times New Roman" w:cs="Times New Roman"/>
+            <w:sz w:val="24"/>
+            <w:szCs w:val="24"/>
+          </w:rPr>
+          <w:t>p</w:t>
+        </w:r>
+        <w:r>
+          <w:rPr>
+            <w:rStyle w:val="Kpr"/>
+            <w:rFonts w:ascii="Times New Roman" w:eastAsia="Times New Roman" w:hAnsi="Times New Roman" w:cs="Times New Roman"/>
+            <w:sz w:val="24"/>
+            <w:szCs w:val="24"/>
+          </w:rPr>
+          <w:t>rojesi</w:t>
+        </w:r>
+      </w:hyperlink>
     </w:p>
     <w:sectPr>
       <w:pgSz w:w="12240" w:h="15840"/>

--- a/reports/Veri_Bilimi_Makale.docx
+++ b/reports/Veri_Bilimi_Makale.docx
@@ -112,7 +112,7 @@
           <w:iCs/>
           <w:color w:val="000000"/>
         </w:rPr>
-        <w:t>24181616019</w:t>
+        <w:t xml:space="preserve">Ahmet Çolak - </w:t>
       </w:r>
       <w:r>
         <w:rPr>
@@ -121,7 +121,16 @@
           <w:iCs/>
           <w:color w:val="000000"/>
         </w:rPr>
-        <w:t xml:space="preserve">@gazi.edu.tr </w:t>
+        <w:t>24181616019</w:t>
+      </w:r>
+      <w:r>
+        <w:rPr>
+          <w:rFonts w:ascii="Times New Roman" w:eastAsia="Times New Roman" w:hAnsi="Times New Roman" w:cs="Times New Roman"/>
+          <w:i/>
+          <w:iCs/>
+          <w:color w:val="000000"/>
+        </w:rPr>
+        <w:t>@gazi.edu.tr</w:t>
       </w:r>
     </w:p>
     <w:p>
@@ -178,7 +187,7 @@
           <w:iCs/>
           <w:color w:val="000000"/>
         </w:rPr>
-        <w:t>24181616047</w:t>
+        <w:t xml:space="preserve">Gürhan Boğaz - </w:t>
       </w:r>
       <w:r>
         <w:rPr>
@@ -187,7 +196,25 @@
           <w:iCs/>
           <w:color w:val="000000"/>
         </w:rPr>
-        <w:t>@gazi.edu.tr</w:t>
+        <w:t>24181616047</w:t>
+      </w:r>
+      <w:r>
+        <w:rPr>
+          <w:rFonts w:ascii="Times New Roman" w:eastAsia="Times New Roman" w:hAnsi="Times New Roman" w:cs="Times New Roman"/>
+          <w:i/>
+          <w:iCs/>
+          <w:color w:val="000000"/>
+        </w:rPr>
+        <w:t>@gazi.edu.t</w:t>
+      </w:r>
+      <w:r>
+        <w:rPr>
+          <w:rFonts w:ascii="Times New Roman" w:eastAsia="Times New Roman" w:hAnsi="Times New Roman" w:cs="Times New Roman"/>
+          <w:i/>
+          <w:iCs/>
+          <w:color w:val="000000"/>
+        </w:rPr>
+        <w:t>r</w:t>
       </w:r>
     </w:p>
     <w:p>
@@ -453,9 +480,8 @@
           <w:sz w:val="20"/>
           <w:szCs w:val="20"/>
         </w:rPr>
-        <w:t xml:space="preserve"> (</w:t>
-      </w:r>
-      <w:proofErr w:type="gramStart"/>
+        <w:t xml:space="preserve"> (YSA) </w:t>
+      </w:r>
       <w:r>
         <w:rPr>
           <w:rFonts w:ascii="Times New Roman" w:eastAsia="Times New Roman" w:hAnsi="Times New Roman" w:cs="Times New Roman"/>
@@ -463,26 +489,7 @@
           <w:sz w:val="20"/>
           <w:szCs w:val="20"/>
         </w:rPr>
-        <w:t xml:space="preserve">YSA) </w:t>
-      </w:r>
-      <w:r>
-        <w:rPr>
-          <w:rFonts w:ascii="Times New Roman" w:eastAsia="Times New Roman" w:hAnsi="Times New Roman" w:cs="Times New Roman"/>
-          <w:color w:val="000000"/>
-          <w:sz w:val="20"/>
-          <w:szCs w:val="20"/>
-        </w:rPr>
-        <w:t xml:space="preserve"> modeli</w:t>
-      </w:r>
-      <w:proofErr w:type="gramEnd"/>
-      <w:r>
-        <w:rPr>
-          <w:rFonts w:ascii="Times New Roman" w:eastAsia="Times New Roman" w:hAnsi="Times New Roman" w:cs="Times New Roman"/>
-          <w:color w:val="000000"/>
-          <w:sz w:val="20"/>
-          <w:szCs w:val="20"/>
-        </w:rPr>
-        <w:t xml:space="preserve"> gösterirken, en düşük performans Gaussian Naive Bayes algoritmasında gözlemlenmiştir.</w:t>
+        <w:t xml:space="preserve"> modeli gösterirken, en düşük performans Gaussian Naive Bayes algoritmasında gözlemlenmiştir.</w:t>
       </w:r>
       <w:r>
         <w:rPr>
@@ -1188,27 +1195,7 @@
           <w:sz w:val="24"/>
           <w:szCs w:val="24"/>
         </w:rPr>
-        <w:t xml:space="preserve">Çalışma sürecinde Python programlama dili </w:t>
-      </w:r>
-      <w:proofErr w:type="gramStart"/>
-      <w:r>
-        <w:rPr>
-          <w:rFonts w:ascii="Times New Roman" w:eastAsia="Times New Roman" w:hAnsi="Times New Roman" w:cs="Times New Roman"/>
-          <w:color w:val="000000"/>
-          <w:sz w:val="24"/>
-          <w:szCs w:val="24"/>
-        </w:rPr>
-        <w:t>ile birlikte</w:t>
-      </w:r>
-      <w:proofErr w:type="gramEnd"/>
-      <w:r>
-        <w:rPr>
-          <w:rFonts w:ascii="Times New Roman" w:eastAsia="Times New Roman" w:hAnsi="Times New Roman" w:cs="Times New Roman"/>
-          <w:color w:val="000000"/>
-          <w:sz w:val="24"/>
-          <w:szCs w:val="24"/>
-        </w:rPr>
-        <w:t xml:space="preserve"> Pandas, NumPy, Scikit-learn, Matplotlib ve Seaborn kütüphanelerinden yararlanılmıştır.</w:t>
+        <w:t>Çalışma sürecinde Python programlama dili ile birlikte Pandas, NumPy, Scikit-learn, Matplotlib ve Seaborn kütüphanelerinden yararlanılmıştır.</w:t>
       </w:r>
     </w:p>
     <w:p>
@@ -5223,27 +5210,7 @@
           <w:sz w:val="24"/>
           <w:szCs w:val="24"/>
         </w:rPr>
-        <w:t xml:space="preserve">. Bu çalışmada kuru fasulye türlerinin otomatik olarak sınıflandırılması amacıyla bilgisayarlı görü ve makine öğrenmesi teknikleri birlikte kullanılmıştır [1]. Araştırmacılar, 7 farklı kuru fasulye türüne ait toplam 13.611 örnek üzerinden görüntü işleme yöntemleri kullanarak 16 farklı morfolojik özellik elde etmiştir [1]. Çalışmada MLP, SVM, kNN ve Decision Tree algoritmaları karşılaştırılmış, en yüksek doğruluk oranı </w:t>
-      </w:r>
-      <w:proofErr w:type="gramStart"/>
-      <w:r>
-        <w:rPr>
-          <w:rFonts w:ascii="Times New Roman" w:eastAsia="Times New Roman" w:hAnsi="Times New Roman" w:cs="Times New Roman"/>
-          <w:color w:val="000000"/>
-          <w:sz w:val="24"/>
-          <w:szCs w:val="24"/>
-        </w:rPr>
-        <w:t>%93.13</w:t>
-      </w:r>
-      <w:proofErr w:type="gramEnd"/>
-      <w:r>
-        <w:rPr>
-          <w:rFonts w:ascii="Times New Roman" w:eastAsia="Times New Roman" w:hAnsi="Times New Roman" w:cs="Times New Roman"/>
-          <w:color w:val="000000"/>
-          <w:sz w:val="24"/>
-          <w:szCs w:val="24"/>
-        </w:rPr>
-        <w:t xml:space="preserve"> ile SVM algoritmasında elde edilmiştir [1]. Bu çalışma, Dry Bean veri setinin oluşturulması ve sınıflandırma problemlerinde yaygın şekilde kullanılmasının temelini oluşturmuştur [1].</w:t>
+        <w:t>. Bu çalışmada kuru fasulye türlerinin otomatik olarak sınıflandırılması amacıyla bilgisayarlı görü ve makine öğrenmesi teknikleri birlikte kullanılmıştır [1]. Araştırmacılar, 7 farklı kuru fasulye türüne ait toplam 13.611 örnek üzerinden görüntü işleme yöntemleri kullanarak 16 farklı morfolojik özellik elde etmiştir [1]. Çalışmada MLP, SVM, kNN ve Decision Tree algoritmaları karşılaştırılmış, en yüksek doğruluk oranı %93.13 ile SVM algoritmasında elde edilmiştir [1]. Bu çalışma, Dry Bean veri setinin oluşturulması ve sınıflandırma problemlerinde yaygın şekilde kullanılmasının temelini oluşturmuştur [1].</w:t>
       </w:r>
     </w:p>
     <w:p>
@@ -5291,27 +5258,7 @@
           <w:sz w:val="24"/>
           <w:szCs w:val="24"/>
         </w:rPr>
-        <w:t xml:space="preserve">. Çalışmada veri dengeleme ve özellik seçme işlemleri uygulanmış, SVM, Decision Tree ve Ensemble yöntemleri karşılaştırılmıştır [4]. Özellik seçme algoritmaları kullanılarak model performansının artırılması amaçlanmış ve en yüksek doğruluk oranı </w:t>
-      </w:r>
-      <w:proofErr w:type="gramStart"/>
-      <w:r>
-        <w:rPr>
-          <w:rFonts w:ascii="Times New Roman" w:eastAsia="Times New Roman" w:hAnsi="Times New Roman" w:cs="Times New Roman"/>
-          <w:color w:val="000000"/>
-          <w:sz w:val="24"/>
-          <w:szCs w:val="24"/>
-        </w:rPr>
-        <w:t>%98.2</w:t>
-      </w:r>
-      <w:proofErr w:type="gramEnd"/>
-      <w:r>
-        <w:rPr>
-          <w:rFonts w:ascii="Times New Roman" w:eastAsia="Times New Roman" w:hAnsi="Times New Roman" w:cs="Times New Roman"/>
-          <w:color w:val="000000"/>
-          <w:sz w:val="24"/>
-          <w:szCs w:val="24"/>
-        </w:rPr>
-        <w:t xml:space="preserve"> ile SVM algoritması kullanılarak elde edilmiştir [4]. </w:t>
+        <w:t xml:space="preserve">. Çalışmada veri dengeleme ve özellik seçme işlemleri uygulanmış, SVM, Decision Tree ve Ensemble yöntemleri karşılaştırılmıştır [4]. Özellik seçme algoritmaları kullanılarak model performansının artırılması amaçlanmış ve en yüksek doğruluk oranı %98.2 ile SVM algoritması kullanılarak elde edilmiştir [4]. </w:t>
       </w:r>
     </w:p>
     <w:p>
@@ -5341,27 +5288,7 @@
           <w:sz w:val="24"/>
           <w:szCs w:val="24"/>
         </w:rPr>
-        <w:t xml:space="preserve">Nayak ve arkadaşları tarafından gerçekleştirilen çalışmada SMOTE tabanlı veri dengeleme yöntemi </w:t>
-      </w:r>
-      <w:proofErr w:type="gramStart"/>
-      <w:r>
-        <w:rPr>
-          <w:rFonts w:ascii="Times New Roman" w:eastAsia="Times New Roman" w:hAnsi="Times New Roman" w:cs="Times New Roman"/>
-          <w:color w:val="000000"/>
-          <w:sz w:val="24"/>
-          <w:szCs w:val="24"/>
-        </w:rPr>
-        <w:t>ile birlikte</w:t>
-      </w:r>
-      <w:proofErr w:type="gramEnd"/>
-      <w:r>
-        <w:rPr>
-          <w:rFonts w:ascii="Times New Roman" w:eastAsia="Times New Roman" w:hAnsi="Times New Roman" w:cs="Times New Roman"/>
-          <w:color w:val="000000"/>
-          <w:sz w:val="24"/>
-          <w:szCs w:val="24"/>
-        </w:rPr>
-        <w:t xml:space="preserve"> XGBoost, Bagging, AdaBoost, SVM ve MLP algoritmaları kullanılmıştır</w:t>
+        <w:t>Nayak ve arkadaşları tarafından gerçekleştirilen çalışmada SMOTE tabanlı veri dengeleme yöntemi ile birlikte XGBoost, Bagging, AdaBoost, SVM ve MLP algoritmaları kullanılmıştır</w:t>
       </w:r>
       <w:r>
         <w:rPr>
@@ -5379,27 +5306,7 @@
           <w:sz w:val="24"/>
           <w:szCs w:val="24"/>
         </w:rPr>
-        <w:t xml:space="preserve">. Çalışmada sınıf dengesizliğinin azaltılması hedeflenmiş ve önerilen XGBoost tabanlı yaklaşım ile yaklaşık </w:t>
-      </w:r>
-      <w:proofErr w:type="gramStart"/>
-      <w:r>
-        <w:rPr>
-          <w:rFonts w:ascii="Times New Roman" w:eastAsia="Times New Roman" w:hAnsi="Times New Roman" w:cs="Times New Roman"/>
-          <w:color w:val="000000"/>
-          <w:sz w:val="24"/>
-          <w:szCs w:val="24"/>
-        </w:rPr>
-        <w:t>%97.32</w:t>
-      </w:r>
-      <w:proofErr w:type="gramEnd"/>
-      <w:r>
-        <w:rPr>
-          <w:rFonts w:ascii="Times New Roman" w:eastAsia="Times New Roman" w:hAnsi="Times New Roman" w:cs="Times New Roman"/>
-          <w:color w:val="000000"/>
-          <w:sz w:val="24"/>
-          <w:szCs w:val="24"/>
-        </w:rPr>
-        <w:t xml:space="preserve"> doğruluk elde edilmiştir [6]. </w:t>
+        <w:t xml:space="preserve">. Çalışmada sınıf dengesizliğinin azaltılması hedeflenmiş ve önerilen XGBoost tabanlı yaklaşım ile yaklaşık %97.32 doğruluk elde edilmiştir [6]. </w:t>
       </w:r>
     </w:p>
     <w:p>
@@ -6288,27 +6195,7 @@
                 <w:sz w:val="24"/>
                 <w:szCs w:val="24"/>
               </w:rPr>
-              <w:t>(</w:t>
-            </w:r>
-            <w:proofErr w:type="gramStart"/>
-            <w:r>
-              <w:rPr>
-                <w:rFonts w:ascii="Times New Roman" w:eastAsia="Times New Roman" w:hAnsi="Times New Roman" w:cs="Times New Roman"/>
-                <w:color w:val="000000"/>
-                <w:sz w:val="24"/>
-                <w:szCs w:val="24"/>
-              </w:rPr>
-              <w:t>n</w:t>
-            </w:r>
-            <w:proofErr w:type="gramEnd"/>
-            <w:r>
-              <w:rPr>
-                <w:rFonts w:ascii="Times New Roman" w:eastAsia="Times New Roman" w:hAnsi="Times New Roman" w:cs="Times New Roman"/>
-                <w:color w:val="000000"/>
-                <w:sz w:val="24"/>
-                <w:szCs w:val="24"/>
-              </w:rPr>
-              <w:t>_estimators=100)</w:t>
+              <w:t>(n_estimators=100)</w:t>
             </w:r>
           </w:p>
         </w:tc>
@@ -6762,7 +6649,6 @@
               </w:rPr>
               <w:t>(</w:t>
             </w:r>
-            <w:proofErr w:type="gramStart"/>
             <w:r>
               <w:rPr>
                 <w:rFonts w:ascii="Times New Roman" w:eastAsia="Times New Roman" w:hAnsi="Times New Roman" w:cs="Times New Roman"/>
@@ -6772,7 +6658,6 @@
               </w:rPr>
               <w:t>default</w:t>
             </w:r>
-            <w:proofErr w:type="gramEnd"/>
             <w:r>
               <w:rPr>
                 <w:rFonts w:ascii="Times New Roman" w:eastAsia="Times New Roman" w:hAnsi="Times New Roman" w:cs="Times New Roman"/>
@@ -6942,27 +6827,7 @@
                 <w:sz w:val="24"/>
                 <w:szCs w:val="24"/>
               </w:rPr>
-              <w:t>(</w:t>
-            </w:r>
-            <w:proofErr w:type="gramStart"/>
-            <w:r>
-              <w:rPr>
-                <w:rFonts w:ascii="Times New Roman" w:eastAsia="Times New Roman" w:hAnsi="Times New Roman" w:cs="Times New Roman"/>
-                <w:color w:val="000000"/>
-                <w:sz w:val="24"/>
-                <w:szCs w:val="24"/>
-              </w:rPr>
-              <w:t>default</w:t>
-            </w:r>
-            <w:proofErr w:type="gramEnd"/>
-            <w:r>
-              <w:rPr>
-                <w:rFonts w:ascii="Times New Roman" w:eastAsia="Times New Roman" w:hAnsi="Times New Roman" w:cs="Times New Roman"/>
-                <w:color w:val="000000"/>
-                <w:sz w:val="24"/>
-                <w:szCs w:val="24"/>
-              </w:rPr>
-              <w:t>)</w:t>
+              <w:t>(default)</w:t>
             </w:r>
           </w:p>
         </w:tc>
@@ -7559,7 +7424,6 @@
                 <w:szCs w:val="24"/>
               </w:rPr>
             </w:pPr>
-            <w:proofErr w:type="gramStart"/>
             <w:r>
               <w:rPr>
                 <w:rFonts w:ascii="Times New Roman" w:eastAsia="Times New Roman" w:hAnsi="Times New Roman" w:cs="Times New Roman"/>
@@ -7569,7 +7433,6 @@
               </w:rPr>
               <w:t>%93.13</w:t>
             </w:r>
-            <w:proofErr w:type="gramEnd"/>
           </w:p>
         </w:tc>
       </w:tr>
@@ -7681,7 +7544,6 @@
                 <w:szCs w:val="24"/>
               </w:rPr>
             </w:pPr>
-            <w:proofErr w:type="gramStart"/>
             <w:r>
               <w:rPr>
                 <w:rFonts w:ascii="Times New Roman" w:eastAsia="Times New Roman" w:hAnsi="Times New Roman" w:cs="Times New Roman"/>
@@ -7691,7 +7553,6 @@
               </w:rPr>
               <w:t>%93.61</w:t>
             </w:r>
-            <w:proofErr w:type="gramEnd"/>
           </w:p>
         </w:tc>
       </w:tr>
@@ -7794,7 +7655,6 @@
                 <w:szCs w:val="24"/>
               </w:rPr>
             </w:pPr>
-            <w:proofErr w:type="gramStart"/>
             <w:r>
               <w:rPr>
                 <w:rFonts w:ascii="Times New Roman" w:eastAsia="Times New Roman" w:hAnsi="Times New Roman" w:cs="Times New Roman"/>
@@ -7804,7 +7664,6 @@
               </w:rPr>
               <w:t>%98.20</w:t>
             </w:r>
-            <w:proofErr w:type="gramEnd"/>
           </w:p>
         </w:tc>
       </w:tr>
@@ -7958,7 +7817,6 @@
                 <w:szCs w:val="24"/>
               </w:rPr>
             </w:pPr>
-            <w:proofErr w:type="gramStart"/>
             <w:r>
               <w:rPr>
                 <w:rFonts w:ascii="Times New Roman" w:eastAsia="Times New Roman" w:hAnsi="Times New Roman" w:cs="Times New Roman"/>
@@ -7968,7 +7826,6 @@
               </w:rPr>
               <w:t>%97.32</w:t>
             </w:r>
-            <w:proofErr w:type="gramEnd"/>
           </w:p>
         </w:tc>
       </w:tr>
@@ -8071,7 +7928,6 @@
                 <w:szCs w:val="24"/>
               </w:rPr>
             </w:pPr>
-            <w:proofErr w:type="gramStart"/>
             <w:r>
               <w:rPr>
                 <w:rFonts w:ascii="Times New Roman" w:eastAsia="Times New Roman" w:hAnsi="Times New Roman" w:cs="Times New Roman"/>
@@ -8081,7 +7937,6 @@
               </w:rPr>
               <w:t>%99.59</w:t>
             </w:r>
-            <w:proofErr w:type="gramEnd"/>
             <w:r>
               <w:rPr>
                 <w:rFonts w:ascii="Times New Roman" w:eastAsia="Times New Roman" w:hAnsi="Times New Roman" w:cs="Times New Roman"/>
@@ -8184,7 +8039,6 @@
                 <w:szCs w:val="24"/>
               </w:rPr>
             </w:pPr>
-            <w:proofErr w:type="gramStart"/>
             <w:r>
               <w:rPr>
                 <w:rFonts w:ascii="Times New Roman" w:eastAsia="Times New Roman" w:hAnsi="Times New Roman" w:cs="Times New Roman"/>
@@ -8194,7 +8048,6 @@
               </w:rPr>
               <w:t>%92.76</w:t>
             </w:r>
-            <w:proofErr w:type="gramEnd"/>
           </w:p>
         </w:tc>
       </w:tr>
@@ -9029,27 +8882,7 @@
           <w:sz w:val="24"/>
           <w:szCs w:val="24"/>
         </w:rPr>
-        <w:t xml:space="preserve">Confusion matrix analizlerinde karıştırılan sınıflar incelendikten sonra, bu sınıfları daha iyi ayırabilmek amacıyla özellik mühendisliği denemeleri yapılmıştır. Mevcut geometrik özelliklerden yeni değişkenler türetilmiş ve bu değişkenlerin model başarısına etkisi test edilmiştir. Ancak yapılan denemelerde anlamlı bir performans artışı elde edilememiştir. Bu sonuç, veri </w:t>
-      </w:r>
-      <w:proofErr w:type="gramStart"/>
-      <w:r>
-        <w:rPr>
-          <w:rFonts w:ascii="Times New Roman" w:eastAsia="Times New Roman" w:hAnsi="Times New Roman" w:cs="Times New Roman"/>
-          <w:color w:val="000000"/>
-          <w:sz w:val="24"/>
-          <w:szCs w:val="24"/>
-        </w:rPr>
-        <w:t>setindeki mevcut</w:t>
-      </w:r>
-      <w:proofErr w:type="gramEnd"/>
-      <w:r>
-        <w:rPr>
-          <w:rFonts w:ascii="Times New Roman" w:eastAsia="Times New Roman" w:hAnsi="Times New Roman" w:cs="Times New Roman"/>
-          <w:color w:val="000000"/>
-          <w:sz w:val="24"/>
-          <w:szCs w:val="24"/>
-        </w:rPr>
-        <w:t xml:space="preserve"> özelliklerin büyük ölçüde benzer bilgileri taşıması ve yeni türetilen özelliklerin modele ek ayırt edici bilgi kazandırmaması ile açıklanabili</w:t>
+        <w:t>Confusion matrix analizlerinde karıştırılan sınıflar incelendikten sonra, bu sınıfları daha iyi ayırabilmek amacıyla özellik mühendisliği denemeleri yapılmıştır. Mevcut geometrik özelliklerden yeni değişkenler türetilmiş ve bu değişkenlerin model başarısına etkisi test edilmiştir. Ancak yapılan denemelerde anlamlı bir performans artışı elde edilememiştir. Bu sonuç, veri setindeki mevcut özelliklerin büyük ölçüde benzer bilgileri taşıması ve yeni türetilen özelliklerin modele ek ayırt edici bilgi kazandırmaması ile açıklanabili</w:t>
       </w:r>
       <w:r>
         <w:rPr>
@@ -11508,7 +11341,6 @@
                 <w:szCs w:val="24"/>
               </w:rPr>
             </w:pPr>
-            <w:proofErr w:type="gramStart"/>
             <w:r>
               <w:rPr>
                 <w:rFonts w:ascii="Times New Roman" w:eastAsia="Times New Roman" w:hAnsi="Times New Roman" w:cs="Times New Roman"/>
@@ -11516,17 +11348,7 @@
                 <w:sz w:val="24"/>
                 <w:szCs w:val="24"/>
               </w:rPr>
-              <w:t>roundness</w:t>
-            </w:r>
-            <w:proofErr w:type="gramEnd"/>
-            <w:r>
-              <w:rPr>
-                <w:rFonts w:ascii="Times New Roman" w:eastAsia="Times New Roman" w:hAnsi="Times New Roman" w:cs="Times New Roman"/>
-                <w:color w:val="000000"/>
-                <w:sz w:val="24"/>
-                <w:szCs w:val="24"/>
-              </w:rPr>
-              <w:t xml:space="preserve"> × Solidity</w:t>
+              <w:t>roundness × Solidity</w:t>
             </w:r>
           </w:p>
         </w:tc>
@@ -11556,7 +11378,6 @@
                 <w:szCs w:val="24"/>
               </w:rPr>
             </w:pPr>
-            <w:proofErr w:type="gramStart"/>
             <w:r>
               <w:rPr>
                 <w:rFonts w:ascii="Times New Roman" w:eastAsia="Times New Roman" w:hAnsi="Times New Roman" w:cs="Times New Roman"/>
@@ -11566,7 +11387,6 @@
               </w:rPr>
               <w:t>roundness</w:t>
             </w:r>
-            <w:proofErr w:type="gramEnd"/>
           </w:p>
         </w:tc>
         <w:tc>
@@ -13588,27 +13408,7 @@
           <w:sz w:val="24"/>
           <w:szCs w:val="24"/>
         </w:rPr>
-        <w:t xml:space="preserve">Özellik mühendisliği kapsamında yeni değişkenler türetilmiş ancak performans artışının sınırlı düzeyde kaldığı görülmüştür. Bunun temel nedeni, veri </w:t>
-      </w:r>
-      <w:proofErr w:type="gramStart"/>
-      <w:r>
-        <w:rPr>
-          <w:rFonts w:ascii="Times New Roman" w:eastAsia="Times New Roman" w:hAnsi="Times New Roman" w:cs="Times New Roman"/>
-          <w:color w:val="000000"/>
-          <w:sz w:val="24"/>
-          <w:szCs w:val="24"/>
-        </w:rPr>
-        <w:t>setindeki mevcut</w:t>
-      </w:r>
-      <w:proofErr w:type="gramEnd"/>
-      <w:r>
-        <w:rPr>
-          <w:rFonts w:ascii="Times New Roman" w:eastAsia="Times New Roman" w:hAnsi="Times New Roman" w:cs="Times New Roman"/>
-          <w:color w:val="000000"/>
-          <w:sz w:val="24"/>
-          <w:szCs w:val="24"/>
-        </w:rPr>
-        <w:t xml:space="preserve"> özelliklerin zaten yüksek düzeyde ayırt edici bilgi taşıması olabilir.</w:t>
+        <w:t>Özellik mühendisliği kapsamında yeni değişkenler türetilmiş ancak performans artışının sınırlı düzeyde kaldığı görülmüştür. Bunun temel nedeni, veri setindeki mevcut özelliklerin zaten yüksek düzeyde ayırt edici bilgi taşıması olabilir.</w:t>
       </w:r>
     </w:p>
     <w:p>
@@ -14132,25 +13932,7 @@
           <w:sz w:val="20"/>
           <w:szCs w:val="20"/>
         </w:rPr>
-        <w:t xml:space="preserve">[7] C.-Y. Lee, W. Wang and J.-Q. Huang, “Clustering and classification for dry bean feature imbalanced </w:t>
-      </w:r>
-      <w:proofErr w:type="gramStart"/>
-      <w:r>
-        <w:rPr>
-          <w:rFonts w:ascii="Times New Roman" w:eastAsia="Times New Roman" w:hAnsi="Times New Roman" w:cs="Times New Roman"/>
-          <w:sz w:val="20"/>
-          <w:szCs w:val="20"/>
-        </w:rPr>
-        <w:t>data</w:t>
-      </w:r>
-      <w:proofErr w:type="gramEnd"/>
-      <w:r>
-        <w:rPr>
-          <w:rFonts w:ascii="Times New Roman" w:eastAsia="Times New Roman" w:hAnsi="Times New Roman" w:cs="Times New Roman"/>
-          <w:sz w:val="20"/>
-          <w:szCs w:val="20"/>
-        </w:rPr>
-        <w:t xml:space="preserve">,” </w:t>
+        <w:t xml:space="preserve">[7] C.-Y. Lee, W. Wang and J.-Q. Huang, “Clustering and classification for dry bean feature imbalanced data,” </w:t>
       </w:r>
       <w:r>
         <w:rPr>
@@ -14280,25 +14062,7 @@
             <w:sz w:val="24"/>
             <w:szCs w:val="24"/>
           </w:rPr>
-          <w:t>https://github.com/ahmetcolak16/dry-bean-veri-bilimi-</w:t>
-        </w:r>
-        <w:r>
-          <w:rPr>
-            <w:rStyle w:val="Kpr"/>
-            <w:rFonts w:ascii="Times New Roman" w:eastAsia="Times New Roman" w:hAnsi="Times New Roman" w:cs="Times New Roman"/>
-            <w:sz w:val="24"/>
-            <w:szCs w:val="24"/>
-          </w:rPr>
-          <w:t>p</w:t>
-        </w:r>
-        <w:r>
-          <w:rPr>
-            <w:rStyle w:val="Kpr"/>
-            <w:rFonts w:ascii="Times New Roman" w:eastAsia="Times New Roman" w:hAnsi="Times New Roman" w:cs="Times New Roman"/>
-            <w:sz w:val="24"/>
-            <w:szCs w:val="24"/>
-          </w:rPr>
-          <w:t>rojesi</w:t>
+          <w:t>https://github.com/ahmetcolak16/dry-bean-veri-bilimi-projesi</w:t>
         </w:r>
       </w:hyperlink>
     </w:p>
